--- a/submissions/SA3_Capstone_Paper.docx
+++ b/submissions/SA3_Capstone_Paper.docx
@@ -23,7 +23,7 @@
         <w:pStyle w:val="Author"/>
       </w:pPr>
       <w:r>
-        <w:t xml:space="preserve">Lian Cataytay, [Name 2], [Name 3], Master of Arts in Economics (Applied Economics), Graduate School of Applied Economics, University of Southeastern Philippines, Davao City</w:t>
+        <w:t xml:space="preserve">Lian Cataytay, Master of Arts in Economics (Applied Economics), Graduate School of Applied Economics, University of Southeastern Philippines, Davao City</w:t>
       </w:r>
     </w:p>
     <w:p>
@@ -31,7 +31,7 @@
         <w:pStyle w:val="Date"/>
       </w:pPr>
       <w:r>
-        <w:t xml:space="preserve">October 2026</w:t>
+        <w:t xml:space="preserve">November 2026</w:t>
       </w:r>
     </w:p>
     <w:p>
@@ -6494,7 +6494,7 @@
         <w:pStyle w:val="FirstParagraph"/>
       </w:pPr>
       <w:r>
-        <w:t xml:space="preserve">The study uses published aggregate statistics; no individual or household data were collected. AI tools were used in data processing, coding and drafting; [the author to complete a disclosure statement and confirm review of and responsibility for all content].</w:t>
+        <w:t xml:space="preserve">The study uses published aggregate statistics; no individual or household data were collected.</w:t>
       </w:r>
     </w:p>
     <w:bookmarkEnd w:id="57"/>
